--- a/Ingenieria de sofware/scrum final.docx
+++ b/Ingenieria de sofware/scrum final.docx
@@ -398,15 +398,7 @@
         <w:jc w:val="center"/>
       </w:pPr>
       <w:r>
-        <w:t xml:space="preserve">Yesenia </w:t>
-      </w:r>
-      <w:proofErr w:type="spellStart"/>
-      <w:r>
-        <w:t>Sobeyda</w:t>
-      </w:r>
-      <w:proofErr w:type="spellEnd"/>
-      <w:r>
-        <w:t xml:space="preserve"> Téllez Gómez</w:t>
+        <w:t>Yesenia Sobeyda Téllez Gómez</w:t>
       </w:r>
       <w:r>
         <w:rPr>
@@ -815,6 +807,9 @@
             <w:pPr>
               <w:spacing w:after="0" w:line="259" w:lineRule="auto"/>
               <w:ind w:left="4" w:firstLine="0"/>
+              <w:rPr>
+                <w:bCs/>
+              </w:rPr>
             </w:pPr>
             <w:r>
               <w:rPr>
@@ -822,6 +817,13 @@
                 <w:sz w:val="28"/>
               </w:rPr>
               <w:t xml:space="preserve"> </w:t>
+            </w:r>
+            <w:r>
+              <w:rPr>
+                <w:bCs/>
+                <w:sz w:val="28"/>
+              </w:rPr>
+              <w:t>Jhon Fonseca</w:t>
             </w:r>
           </w:p>
         </w:tc>
@@ -927,7 +929,19 @@
               <w:rPr>
                 <w:sz w:val="28"/>
               </w:rPr>
-              <w:t xml:space="preserve">Agregar y eliminar libros  </w:t>
+              <w:t>Agregar</w:t>
+            </w:r>
+            <w:r>
+              <w:rPr>
+                <w:sz w:val="28"/>
+              </w:rPr>
+              <w:t xml:space="preserve"> editar y</w:t>
+            </w:r>
+            <w:r>
+              <w:rPr>
+                <w:sz w:val="28"/>
+              </w:rPr>
+              <w:t xml:space="preserve"> eliminar libros  </w:t>
             </w:r>
           </w:p>
         </w:tc>
@@ -1177,43 +1191,29 @@
               <w:rPr>
                 <w:sz w:val="28"/>
               </w:rPr>
-              <w:t xml:space="preserve">Gestionar estudiante (nombre </w:t>
-            </w:r>
-            <w:proofErr w:type="spellStart"/>
+              <w:t xml:space="preserve">Gestionar estudiante (nombre codigo de estudiante y celular  </w:t>
+            </w:r>
+          </w:p>
+        </w:tc>
+        <w:tc>
+          <w:tcPr>
+            <w:tcW w:w="1772" w:type="dxa"/>
+            <w:tcBorders>
+              <w:top w:val="single" w:sz="4" w:space="0" w:color="000000"/>
+              <w:left w:val="single" w:sz="4" w:space="0" w:color="000000"/>
+              <w:bottom w:val="single" w:sz="4" w:space="0" w:color="000000"/>
+              <w:right w:val="single" w:sz="4" w:space="0" w:color="000000"/>
+            </w:tcBorders>
+          </w:tcPr>
+          <w:p>
+            <w:pPr>
+              <w:spacing w:after="0" w:line="259" w:lineRule="auto"/>
+              <w:ind w:left="0" w:firstLine="0"/>
+            </w:pPr>
             <w:r>
               <w:rPr>
                 <w:sz w:val="28"/>
               </w:rPr>
-              <w:t>codigo</w:t>
-            </w:r>
-            <w:proofErr w:type="spellEnd"/>
-            <w:r>
-              <w:rPr>
-                <w:sz w:val="28"/>
-              </w:rPr>
-              <w:t xml:space="preserve"> de estudiante y celular  </w:t>
-            </w:r>
-          </w:p>
-        </w:tc>
-        <w:tc>
-          <w:tcPr>
-            <w:tcW w:w="1772" w:type="dxa"/>
-            <w:tcBorders>
-              <w:top w:val="single" w:sz="4" w:space="0" w:color="000000"/>
-              <w:left w:val="single" w:sz="4" w:space="0" w:color="000000"/>
-              <w:bottom w:val="single" w:sz="4" w:space="0" w:color="000000"/>
-              <w:right w:val="single" w:sz="4" w:space="0" w:color="000000"/>
-            </w:tcBorders>
-          </w:tcPr>
-          <w:p>
-            <w:pPr>
-              <w:spacing w:after="0" w:line="259" w:lineRule="auto"/>
-              <w:ind w:left="0" w:firstLine="0"/>
-            </w:pPr>
-            <w:r>
-              <w:rPr>
-                <w:sz w:val="28"/>
-              </w:rPr>
               <w:t xml:space="preserve">Agregar, actualizar y eliminar estudiante  </w:t>
             </w:r>
           </w:p>
@@ -1232,13 +1232,15 @@
             <w:pPr>
               <w:spacing w:after="0" w:line="259" w:lineRule="auto"/>
               <w:ind w:left="4" w:firstLine="0"/>
-            </w:pPr>
-            <w:r>
-              <w:rPr>
-                <w:b/>
-                <w:sz w:val="28"/>
-              </w:rPr>
-              <w:t xml:space="preserve"> </w:t>
+              <w:rPr>
+                <w:bCs/>
+              </w:rPr>
+            </w:pPr>
+            <w:r>
+              <w:rPr>
+                <w:bCs/>
+              </w:rPr>
+              <w:t>Jhon fonseca</w:t>
             </w:r>
           </w:p>
         </w:tc>
@@ -1321,56 +1323,48 @@
               <w:rPr>
                 <w:sz w:val="28"/>
               </w:rPr>
-              <w:t xml:space="preserve">Gestionar </w:t>
-            </w:r>
-            <w:proofErr w:type="spellStart"/>
+              <w:t xml:space="preserve">Gestionar prestamo de los </w:t>
+            </w:r>
+          </w:p>
+          <w:p>
+            <w:pPr>
+              <w:spacing w:after="0" w:line="259" w:lineRule="auto"/>
+              <w:ind w:left="4" w:firstLine="0"/>
+            </w:pPr>
             <w:r>
               <w:rPr>
                 <w:sz w:val="28"/>
               </w:rPr>
-              <w:t>prestamo</w:t>
-            </w:r>
-            <w:proofErr w:type="spellEnd"/>
+              <w:t xml:space="preserve">libro  </w:t>
+            </w:r>
+          </w:p>
+        </w:tc>
+        <w:tc>
+          <w:tcPr>
+            <w:tcW w:w="1772" w:type="dxa"/>
+            <w:tcBorders>
+              <w:top w:val="single" w:sz="4" w:space="0" w:color="000000"/>
+              <w:left w:val="single" w:sz="4" w:space="0" w:color="000000"/>
+              <w:bottom w:val="single" w:sz="4" w:space="0" w:color="000000"/>
+              <w:right w:val="single" w:sz="4" w:space="0" w:color="000000"/>
+            </w:tcBorders>
+          </w:tcPr>
+          <w:p>
+            <w:pPr>
+              <w:spacing w:after="0" w:line="259" w:lineRule="auto"/>
+              <w:ind w:left="0" w:firstLine="0"/>
+            </w:pPr>
             <w:r>
               <w:rPr>
                 <w:sz w:val="28"/>
               </w:rPr>
-              <w:t xml:space="preserve"> de los </w:t>
-            </w:r>
-          </w:p>
-          <w:p>
-            <w:pPr>
-              <w:spacing w:after="0" w:line="259" w:lineRule="auto"/>
-              <w:ind w:left="4" w:firstLine="0"/>
-            </w:pPr>
+              <w:t>Registrar los préstamos de los libros</w:t>
+            </w:r>
             <w:r>
               <w:rPr>
                 <w:sz w:val="28"/>
               </w:rPr>
-              <w:t xml:space="preserve">libro  </w:t>
-            </w:r>
-          </w:p>
-        </w:tc>
-        <w:tc>
-          <w:tcPr>
-            <w:tcW w:w="1772" w:type="dxa"/>
-            <w:tcBorders>
-              <w:top w:val="single" w:sz="4" w:space="0" w:color="000000"/>
-              <w:left w:val="single" w:sz="4" w:space="0" w:color="000000"/>
-              <w:bottom w:val="single" w:sz="4" w:space="0" w:color="000000"/>
-              <w:right w:val="single" w:sz="4" w:space="0" w:color="000000"/>
-            </w:tcBorders>
-          </w:tcPr>
-          <w:p>
-            <w:pPr>
-              <w:spacing w:after="0" w:line="259" w:lineRule="auto"/>
-              <w:ind w:left="0" w:firstLine="0"/>
-            </w:pPr>
-            <w:r>
-              <w:rPr>
-                <w:sz w:val="28"/>
-              </w:rPr>
-              <w:t xml:space="preserve">Registrar los préstamos de los libros  </w:t>
+              <w:t xml:space="preserve">, </w:t>
             </w:r>
           </w:p>
         </w:tc>
@@ -1477,58 +1471,30 @@
               <w:rPr>
                 <w:sz w:val="28"/>
               </w:rPr>
-              <w:t xml:space="preserve">Gestionar </w:t>
-            </w:r>
-            <w:proofErr w:type="spellStart"/>
+              <w:t xml:space="preserve">Gestionar devoluciónes de los libros  </w:t>
+            </w:r>
+          </w:p>
+        </w:tc>
+        <w:tc>
+          <w:tcPr>
+            <w:tcW w:w="1772" w:type="dxa"/>
+            <w:tcBorders>
+              <w:top w:val="single" w:sz="4" w:space="0" w:color="000000"/>
+              <w:left w:val="single" w:sz="4" w:space="0" w:color="000000"/>
+              <w:bottom w:val="single" w:sz="4" w:space="0" w:color="000000"/>
+              <w:right w:val="single" w:sz="4" w:space="0" w:color="000000"/>
+            </w:tcBorders>
+          </w:tcPr>
+          <w:p>
+            <w:pPr>
+              <w:spacing w:after="0" w:line="259" w:lineRule="auto"/>
+              <w:ind w:left="0" w:firstLine="0"/>
+            </w:pPr>
             <w:r>
               <w:rPr>
                 <w:sz w:val="28"/>
               </w:rPr>
-              <w:t>devoluciónes</w:t>
-            </w:r>
-            <w:proofErr w:type="spellEnd"/>
-            <w:r>
-              <w:rPr>
-                <w:sz w:val="28"/>
-              </w:rPr>
-              <w:t xml:space="preserve"> de los libros  </w:t>
-            </w:r>
-          </w:p>
-        </w:tc>
-        <w:tc>
-          <w:tcPr>
-            <w:tcW w:w="1772" w:type="dxa"/>
-            <w:tcBorders>
-              <w:top w:val="single" w:sz="4" w:space="0" w:color="000000"/>
-              <w:left w:val="single" w:sz="4" w:space="0" w:color="000000"/>
-              <w:bottom w:val="single" w:sz="4" w:space="0" w:color="000000"/>
-              <w:right w:val="single" w:sz="4" w:space="0" w:color="000000"/>
-            </w:tcBorders>
-          </w:tcPr>
-          <w:p>
-            <w:pPr>
-              <w:spacing w:after="0" w:line="259" w:lineRule="auto"/>
-              <w:ind w:left="0" w:firstLine="0"/>
-            </w:pPr>
-            <w:r>
-              <w:rPr>
-                <w:sz w:val="28"/>
-              </w:rPr>
-              <w:t xml:space="preserve">Registrar las </w:t>
-            </w:r>
-            <w:proofErr w:type="spellStart"/>
-            <w:r>
-              <w:rPr>
-                <w:sz w:val="28"/>
-              </w:rPr>
-              <w:t>devoluciónes</w:t>
-            </w:r>
-            <w:proofErr w:type="spellEnd"/>
-            <w:r>
-              <w:rPr>
-                <w:sz w:val="28"/>
-              </w:rPr>
-              <w:t xml:space="preserve"> de los libros  </w:t>
+              <w:t xml:space="preserve">Registrar las devoluciónes de los libros  </w:t>
             </w:r>
           </w:p>
         </w:tc>
@@ -1974,307 +1940,13 @@
           </w:p>
         </w:tc>
       </w:tr>
-      <w:tr>
-        <w:trPr>
-          <w:trHeight w:val="1301"/>
-        </w:trPr>
-        <w:tc>
-          <w:tcPr>
-            <w:tcW w:w="703" w:type="dxa"/>
-            <w:tcBorders>
-              <w:top w:val="single" w:sz="4" w:space="0" w:color="000000"/>
-              <w:left w:val="single" w:sz="4" w:space="0" w:color="000000"/>
-              <w:bottom w:val="single" w:sz="4" w:space="0" w:color="000000"/>
-              <w:right w:val="single" w:sz="4" w:space="0" w:color="000000"/>
-            </w:tcBorders>
-            <w:shd w:val="clear" w:color="auto" w:fill="A5C9EB"/>
-          </w:tcPr>
-          <w:p>
-            <w:pPr>
-              <w:spacing w:after="0" w:line="259" w:lineRule="auto"/>
-              <w:ind w:left="0" w:firstLine="0"/>
-            </w:pPr>
-            <w:r>
-              <w:rPr>
-                <w:b/>
-                <w:sz w:val="28"/>
-              </w:rPr>
-              <w:t>1</w:t>
-            </w:r>
-            <w:r>
-              <w:rPr>
-                <w:b/>
-                <w:sz w:val="28"/>
-              </w:rPr>
-              <w:t>0</w:t>
-            </w:r>
-            <w:r>
-              <w:rPr>
-                <w:b/>
-                <w:sz w:val="28"/>
-              </w:rPr>
-              <w:t xml:space="preserve"> </w:t>
-            </w:r>
-          </w:p>
-        </w:tc>
-        <w:tc>
-          <w:tcPr>
-            <w:tcW w:w="2462" w:type="dxa"/>
-            <w:tcBorders>
-              <w:top w:val="single" w:sz="4" w:space="0" w:color="000000"/>
-              <w:left w:val="single" w:sz="4" w:space="0" w:color="000000"/>
-              <w:bottom w:val="single" w:sz="4" w:space="0" w:color="000000"/>
-              <w:right w:val="single" w:sz="4" w:space="0" w:color="000000"/>
-            </w:tcBorders>
-          </w:tcPr>
-          <w:p>
-            <w:pPr>
-              <w:spacing w:after="0" w:line="259" w:lineRule="auto"/>
-              <w:ind w:left="1" w:firstLine="0"/>
-            </w:pPr>
-            <w:r>
-              <w:rPr>
-                <w:sz w:val="28"/>
-              </w:rPr>
-              <w:t xml:space="preserve">Bibliotecario  </w:t>
-            </w:r>
-          </w:p>
-        </w:tc>
-        <w:tc>
-          <w:tcPr>
-            <w:tcW w:w="2180" w:type="dxa"/>
-            <w:tcBorders>
-              <w:top w:val="single" w:sz="4" w:space="0" w:color="000000"/>
-              <w:left w:val="single" w:sz="4" w:space="0" w:color="000000"/>
-              <w:bottom w:val="single" w:sz="4" w:space="0" w:color="000000"/>
-              <w:right w:val="single" w:sz="4" w:space="0" w:color="000000"/>
-            </w:tcBorders>
-          </w:tcPr>
-          <w:p>
-            <w:pPr>
-              <w:spacing w:after="0" w:line="259" w:lineRule="auto"/>
-              <w:ind w:left="1" w:firstLine="0"/>
-            </w:pPr>
-            <w:r>
-              <w:rPr>
-                <w:sz w:val="28"/>
-              </w:rPr>
-              <w:t xml:space="preserve">Editar libros </w:t>
-            </w:r>
-          </w:p>
-        </w:tc>
-        <w:tc>
-          <w:tcPr>
-            <w:tcW w:w="1772" w:type="dxa"/>
-            <w:tcBorders>
-              <w:top w:val="single" w:sz="4" w:space="0" w:color="000000"/>
-              <w:left w:val="single" w:sz="4" w:space="0" w:color="000000"/>
-              <w:bottom w:val="single" w:sz="4" w:space="0" w:color="000000"/>
-              <w:right w:val="single" w:sz="4" w:space="0" w:color="000000"/>
-            </w:tcBorders>
-          </w:tcPr>
-          <w:p>
-            <w:pPr>
-              <w:spacing w:after="0" w:line="259" w:lineRule="auto"/>
-              <w:ind w:left="1" w:firstLine="0"/>
-            </w:pPr>
-            <w:r>
-              <w:rPr>
-                <w:sz w:val="28"/>
-              </w:rPr>
-              <w:t xml:space="preserve">Editar nombre, categoría, título  </w:t>
-            </w:r>
-          </w:p>
-        </w:tc>
-        <w:tc>
-          <w:tcPr>
-            <w:tcW w:w="1715" w:type="dxa"/>
-            <w:tcBorders>
-              <w:top w:val="single" w:sz="4" w:space="0" w:color="000000"/>
-              <w:left w:val="single" w:sz="4" w:space="0" w:color="000000"/>
-              <w:bottom w:val="single" w:sz="4" w:space="0" w:color="000000"/>
-              <w:right w:val="single" w:sz="4" w:space="0" w:color="000000"/>
-            </w:tcBorders>
-          </w:tcPr>
-          <w:p>
-            <w:pPr>
-              <w:spacing w:after="0" w:line="259" w:lineRule="auto"/>
-              <w:ind w:left="1" w:firstLine="0"/>
-            </w:pPr>
-            <w:r>
-              <w:rPr>
-                <w:b/>
-                <w:sz w:val="28"/>
-              </w:rPr>
-              <w:t xml:space="preserve"> </w:t>
-            </w:r>
-          </w:p>
-        </w:tc>
-      </w:tr>
-      <w:tr>
-        <w:trPr>
-          <w:trHeight w:val="1299"/>
-        </w:trPr>
-        <w:tc>
-          <w:tcPr>
-            <w:tcW w:w="703" w:type="dxa"/>
-            <w:tcBorders>
-              <w:top w:val="single" w:sz="4" w:space="0" w:color="000000"/>
-              <w:left w:val="single" w:sz="4" w:space="0" w:color="000000"/>
-              <w:bottom w:val="single" w:sz="4" w:space="0" w:color="000000"/>
-              <w:right w:val="single" w:sz="4" w:space="0" w:color="000000"/>
-            </w:tcBorders>
-            <w:shd w:val="clear" w:color="auto" w:fill="A5C9EB"/>
-          </w:tcPr>
-          <w:p>
-            <w:pPr>
-              <w:spacing w:after="0" w:line="259" w:lineRule="auto"/>
-              <w:ind w:left="0" w:firstLine="0"/>
-            </w:pPr>
-            <w:r>
-              <w:rPr>
-                <w:b/>
-                <w:sz w:val="28"/>
-              </w:rPr>
-              <w:t>1</w:t>
-            </w:r>
-            <w:r>
-              <w:rPr>
-                <w:b/>
-                <w:sz w:val="28"/>
-              </w:rPr>
-              <w:t>1</w:t>
-            </w:r>
-            <w:r>
-              <w:rPr>
-                <w:b/>
-                <w:sz w:val="28"/>
-              </w:rPr>
-              <w:t xml:space="preserve"> </w:t>
-            </w:r>
-          </w:p>
-        </w:tc>
-        <w:tc>
-          <w:tcPr>
-            <w:tcW w:w="2462" w:type="dxa"/>
-            <w:tcBorders>
-              <w:top w:val="single" w:sz="4" w:space="0" w:color="000000"/>
-              <w:left w:val="single" w:sz="4" w:space="0" w:color="000000"/>
-              <w:bottom w:val="single" w:sz="4" w:space="0" w:color="000000"/>
-              <w:right w:val="single" w:sz="4" w:space="0" w:color="000000"/>
-            </w:tcBorders>
-          </w:tcPr>
-          <w:p>
-            <w:pPr>
-              <w:spacing w:after="0" w:line="259" w:lineRule="auto"/>
-              <w:ind w:left="1" w:firstLine="0"/>
-            </w:pPr>
-            <w:r>
-              <w:rPr>
-                <w:sz w:val="28"/>
-              </w:rPr>
-              <w:t xml:space="preserve">Bibliotecario  </w:t>
-            </w:r>
-          </w:p>
-        </w:tc>
-        <w:tc>
-          <w:tcPr>
-            <w:tcW w:w="2180" w:type="dxa"/>
-            <w:tcBorders>
-              <w:top w:val="single" w:sz="4" w:space="0" w:color="000000"/>
-              <w:left w:val="single" w:sz="4" w:space="0" w:color="000000"/>
-              <w:bottom w:val="single" w:sz="4" w:space="0" w:color="000000"/>
-              <w:right w:val="single" w:sz="4" w:space="0" w:color="000000"/>
-            </w:tcBorders>
-          </w:tcPr>
-          <w:p>
-            <w:pPr>
-              <w:spacing w:after="0" w:line="259" w:lineRule="auto"/>
-              <w:ind w:left="1" w:firstLine="0"/>
-            </w:pPr>
-            <w:r>
-              <w:rPr>
-                <w:sz w:val="28"/>
-              </w:rPr>
-              <w:t xml:space="preserve">Gestionar libros  </w:t>
-            </w:r>
-          </w:p>
-        </w:tc>
-        <w:tc>
-          <w:tcPr>
-            <w:tcW w:w="1772" w:type="dxa"/>
-            <w:tcBorders>
-              <w:top w:val="single" w:sz="4" w:space="0" w:color="000000"/>
-              <w:left w:val="single" w:sz="4" w:space="0" w:color="000000"/>
-              <w:bottom w:val="single" w:sz="4" w:space="0" w:color="000000"/>
-              <w:right w:val="single" w:sz="4" w:space="0" w:color="000000"/>
-            </w:tcBorders>
-          </w:tcPr>
-          <w:p>
-            <w:pPr>
-              <w:spacing w:after="0" w:line="259" w:lineRule="auto"/>
-              <w:ind w:left="1" w:right="279" w:firstLine="0"/>
-              <w:jc w:val="both"/>
-            </w:pPr>
-            <w:r>
-              <w:rPr>
-                <w:sz w:val="28"/>
-              </w:rPr>
-              <w:t xml:space="preserve">Gestionar datos del libro (autor, título) </w:t>
-            </w:r>
-          </w:p>
-        </w:tc>
-        <w:tc>
-          <w:tcPr>
-            <w:tcW w:w="1715" w:type="dxa"/>
-            <w:tcBorders>
-              <w:top w:val="single" w:sz="4" w:space="0" w:color="000000"/>
-              <w:left w:val="single" w:sz="4" w:space="0" w:color="000000"/>
-              <w:bottom w:val="single" w:sz="4" w:space="0" w:color="000000"/>
-              <w:right w:val="single" w:sz="4" w:space="0" w:color="000000"/>
-            </w:tcBorders>
-          </w:tcPr>
-          <w:p>
-            <w:pPr>
-              <w:spacing w:after="0" w:line="259" w:lineRule="auto"/>
-              <w:ind w:left="1" w:firstLine="0"/>
-            </w:pPr>
-            <w:r>
-              <w:rPr>
-                <w:b/>
-                <w:sz w:val="28"/>
-              </w:rPr>
-              <w:t xml:space="preserve"> </w:t>
-            </w:r>
-          </w:p>
-        </w:tc>
-      </w:tr>
     </w:tbl>
-    <w:p>
-      <w:pPr>
-        <w:spacing w:after="173" w:line="259" w:lineRule="auto"/>
-        <w:ind w:left="0" w:firstLine="0"/>
-      </w:pPr>
-      <w:r>
-        <w:rPr>
-          <w:b/>
-          <w:sz w:val="28"/>
-        </w:rPr>
-        <w:t xml:space="preserve"> </w:t>
-      </w:r>
-    </w:p>
     <w:p>
       <w:pPr>
         <w:spacing w:after="0" w:line="259" w:lineRule="auto"/>
         <w:ind w:left="0" w:firstLine="0"/>
         <w:jc w:val="both"/>
       </w:pPr>
-      <w:r>
-        <w:rPr>
-          <w:b/>
-        </w:rPr>
-        <w:t xml:space="preserve"> </w:t>
-      </w:r>
       <w:r>
         <w:rPr>
           <w:b/>
@@ -2968,7 +2640,13 @@
               <w:rPr>
                 <w:b/>
               </w:rPr>
-              <w:t>HU002</w:t>
+              <w:t>HU00</w:t>
+            </w:r>
+            <w:r>
+              <w:rPr>
+                <w:b/>
+              </w:rPr>
+              <w:t>1</w:t>
             </w:r>
             <w:r>
               <w:t>-</w:t>
@@ -3080,11 +2758,9 @@
               <w:spacing w:after="0" w:line="259" w:lineRule="auto"/>
               <w:ind w:left="1" w:firstLine="0"/>
             </w:pPr>
-            <w:proofErr w:type="gramStart"/>
-            <w:r>
-              <w:t>Agregar ,actualizar</w:t>
-            </w:r>
-            <w:proofErr w:type="gramEnd"/>
+            <w:r>
+              <w:t>Agregar, actualizar</w:t>
+            </w:r>
             <w:r>
               <w:t xml:space="preserve"> y eliminar usuario (bibliotecario) </w:t>
             </w:r>
@@ -3183,7 +2859,7 @@
               <w:ind w:firstLine="0"/>
             </w:pPr>
             <w:r>
-              <w:t xml:space="preserve">El sistema debe permitir registrar usuarios  </w:t>
+              <w:t>Mostrar formulario para agregar la información.</w:t>
             </w:r>
           </w:p>
           <w:p>
@@ -3207,13 +2883,25 @@
             <w:r>
               <w:t xml:space="preserve">El bibliotecario </w:t>
             </w:r>
+            <w:r>
+              <w:t xml:space="preserve">puede </w:t>
+            </w:r>
             <w:proofErr w:type="gramStart"/>
             <w:r>
-              <w:t>puede  editar</w:t>
+              <w:t>editar</w:t>
+            </w:r>
+            <w:r>
+              <w:t xml:space="preserve"> ,</w:t>
             </w:r>
             <w:proofErr w:type="gramEnd"/>
             <w:r>
-              <w:t xml:space="preserve"> , actualizar y eliminar usuarios </w:t>
+              <w:t xml:space="preserve"> actualizar y eliminar </w:t>
+            </w:r>
+            <w:r>
+              <w:t>información</w:t>
+            </w:r>
+            <w:r>
+              <w:t>.</w:t>
             </w:r>
           </w:p>
           <w:p>
@@ -3460,6 +3148,102 @@
       <w:r>
         <w:t xml:space="preserve"> </w:t>
       </w:r>
+    </w:p>
+    <w:p>
+      <w:pPr>
+        <w:spacing w:after="0" w:line="259" w:lineRule="auto"/>
+        <w:ind w:left="0" w:firstLine="0"/>
+      </w:pPr>
+    </w:p>
+    <w:p>
+      <w:pPr>
+        <w:spacing w:after="0" w:line="259" w:lineRule="auto"/>
+        <w:ind w:left="0" w:firstLine="0"/>
+      </w:pPr>
+    </w:p>
+    <w:p>
+      <w:pPr>
+        <w:spacing w:after="0" w:line="259" w:lineRule="auto"/>
+        <w:ind w:left="0" w:firstLine="0"/>
+      </w:pPr>
+    </w:p>
+    <w:p>
+      <w:pPr>
+        <w:spacing w:after="0" w:line="259" w:lineRule="auto"/>
+        <w:ind w:left="0" w:firstLine="0"/>
+      </w:pPr>
+    </w:p>
+    <w:p>
+      <w:pPr>
+        <w:spacing w:after="0" w:line="259" w:lineRule="auto"/>
+        <w:ind w:left="0" w:firstLine="0"/>
+      </w:pPr>
+    </w:p>
+    <w:p>
+      <w:pPr>
+        <w:spacing w:after="0" w:line="259" w:lineRule="auto"/>
+        <w:ind w:left="0" w:firstLine="0"/>
+      </w:pPr>
+    </w:p>
+    <w:p>
+      <w:pPr>
+        <w:spacing w:after="0" w:line="259" w:lineRule="auto"/>
+        <w:ind w:left="0" w:firstLine="0"/>
+      </w:pPr>
+    </w:p>
+    <w:p>
+      <w:pPr>
+        <w:spacing w:after="0" w:line="259" w:lineRule="auto"/>
+        <w:ind w:left="0" w:firstLine="0"/>
+      </w:pPr>
+    </w:p>
+    <w:p>
+      <w:pPr>
+        <w:spacing w:after="0" w:line="259" w:lineRule="auto"/>
+        <w:ind w:left="0" w:firstLine="0"/>
+      </w:pPr>
+    </w:p>
+    <w:p>
+      <w:pPr>
+        <w:spacing w:after="0" w:line="259" w:lineRule="auto"/>
+        <w:ind w:left="0" w:firstLine="0"/>
+      </w:pPr>
+    </w:p>
+    <w:p>
+      <w:pPr>
+        <w:spacing w:after="0" w:line="259" w:lineRule="auto"/>
+        <w:ind w:left="0" w:firstLine="0"/>
+      </w:pPr>
+    </w:p>
+    <w:p>
+      <w:pPr>
+        <w:spacing w:after="0" w:line="259" w:lineRule="auto"/>
+        <w:ind w:left="0" w:firstLine="0"/>
+      </w:pPr>
+    </w:p>
+    <w:p>
+      <w:pPr>
+        <w:spacing w:after="0" w:line="259" w:lineRule="auto"/>
+        <w:ind w:left="0" w:firstLine="0"/>
+      </w:pPr>
+    </w:p>
+    <w:p>
+      <w:pPr>
+        <w:spacing w:after="0" w:line="259" w:lineRule="auto"/>
+        <w:ind w:left="0" w:firstLine="0"/>
+      </w:pPr>
+    </w:p>
+    <w:p>
+      <w:pPr>
+        <w:spacing w:after="0" w:line="259" w:lineRule="auto"/>
+        <w:ind w:left="0" w:firstLine="0"/>
+      </w:pPr>
+    </w:p>
+    <w:p>
+      <w:pPr>
+        <w:spacing w:after="0" w:line="259" w:lineRule="auto"/>
+        <w:ind w:left="0" w:firstLine="0"/>
+      </w:pPr>
     </w:p>
     <w:p>
       <w:pPr>
@@ -3528,7 +3312,14 @@
               <w:rPr>
                 <w:b/>
               </w:rPr>
-              <w:t>HU003</w:t>
+              <w:lastRenderedPageBreak/>
+              <w:t>HU00</w:t>
+            </w:r>
+            <w:r>
+              <w:rPr>
+                <w:b/>
+              </w:rPr>
+              <w:t>2</w:t>
             </w:r>
             <w:r>
               <w:t>-</w:t>
@@ -3537,7 +3328,19 @@
               <w:rPr>
                 <w:b/>
               </w:rPr>
-              <w:t xml:space="preserve"> Registrar Libros </w:t>
+              <w:t xml:space="preserve"> </w:t>
+            </w:r>
+            <w:r>
+              <w:rPr>
+                <w:b/>
+              </w:rPr>
+              <w:t>Gestionar</w:t>
+            </w:r>
+            <w:r>
+              <w:rPr>
+                <w:b/>
+              </w:rPr>
+              <w:t xml:space="preserve"> Libros </w:t>
             </w:r>
           </w:p>
         </w:tc>
@@ -3696,7 +3499,6 @@
             <w:tcBorders>
               <w:top w:val="single" w:sz="4" w:space="0" w:color="000000"/>
               <w:left w:val="single" w:sz="4" w:space="0" w:color="000000"/>
-              <w:bottom w:val="single" w:sz="4" w:space="0" w:color="000000"/>
               <w:right w:val="single" w:sz="4" w:space="0" w:color="000000"/>
             </w:tcBorders>
           </w:tcPr>
@@ -3717,7 +3519,6 @@
             <w:tcBorders>
               <w:top w:val="single" w:sz="4" w:space="0" w:color="000000"/>
               <w:left w:val="single" w:sz="4" w:space="0" w:color="000000"/>
-              <w:bottom w:val="single" w:sz="4" w:space="0" w:color="000000"/>
               <w:right w:val="single" w:sz="4" w:space="0" w:color="000000"/>
             </w:tcBorders>
           </w:tcPr>
@@ -3726,6 +3527,51 @@
               <w:spacing w:after="160" w:line="259" w:lineRule="auto"/>
               <w:ind w:left="0" w:firstLine="0"/>
             </w:pPr>
+            <w:r>
+              <w:t>Mostrar los formularios necesarios para rellenar la información del libro.</w:t>
+            </w:r>
+          </w:p>
+          <w:p>
+            <w:pPr>
+              <w:spacing w:after="160" w:line="259" w:lineRule="auto"/>
+              <w:ind w:left="0" w:firstLine="0"/>
+            </w:pPr>
+            <w:r>
+              <w:t>Mostrar los botones guardar, editar y eliminar.</w:t>
+            </w:r>
+          </w:p>
+          <w:p>
+            <w:pPr>
+              <w:spacing w:after="160" w:line="259" w:lineRule="auto"/>
+              <w:ind w:left="0" w:firstLine="0"/>
+            </w:pPr>
+            <w:r>
+              <w:t>Mostrar confirmación de libro guardado.</w:t>
+            </w:r>
+          </w:p>
+          <w:p>
+            <w:pPr>
+              <w:spacing w:after="160" w:line="259" w:lineRule="auto"/>
+              <w:ind w:left="0" w:firstLine="0"/>
+            </w:pPr>
+            <w:r>
+              <w:t>Presentar pestaña de mensaje de advertencia si desea eliminar libro.</w:t>
+            </w:r>
+          </w:p>
+          <w:p>
+            <w:pPr>
+              <w:spacing w:after="0" w:line="259" w:lineRule="auto"/>
+              <w:ind w:left="0" w:firstLine="0"/>
+            </w:pPr>
+          </w:p>
+          <w:p>
+            <w:pPr>
+              <w:spacing w:after="0" w:line="259" w:lineRule="auto"/>
+              <w:ind w:left="0"/>
+            </w:pPr>
+            <w:r>
+              <w:t xml:space="preserve"> </w:t>
+            </w:r>
           </w:p>
         </w:tc>
         <w:tc>
@@ -3778,9 +3624,7 @@
             <w:tcW w:w="0" w:type="auto"/>
             <w:vMerge/>
             <w:tcBorders>
-              <w:top w:val="nil"/>
-              <w:left w:val="single" w:sz="4" w:space="0" w:color="000000"/>
-              <w:bottom w:val="single" w:sz="4" w:space="0" w:color="000000"/>
+              <w:left w:val="single" w:sz="4" w:space="0" w:color="000000"/>
               <w:right w:val="single" w:sz="4" w:space="0" w:color="000000"/>
             </w:tcBorders>
           </w:tcPr>
@@ -3796,16 +3640,14 @@
             <w:tcW w:w="0" w:type="auto"/>
             <w:vMerge/>
             <w:tcBorders>
-              <w:top w:val="nil"/>
-              <w:left w:val="single" w:sz="4" w:space="0" w:color="000000"/>
-              <w:bottom w:val="single" w:sz="4" w:space="0" w:color="000000"/>
-              <w:right w:val="single" w:sz="4" w:space="0" w:color="000000"/>
-            </w:tcBorders>
-          </w:tcPr>
-          <w:p>
-            <w:pPr>
-              <w:spacing w:after="160" w:line="259" w:lineRule="auto"/>
-              <w:ind w:left="0" w:firstLine="0"/>
+              <w:left w:val="single" w:sz="4" w:space="0" w:color="000000"/>
+              <w:right w:val="single" w:sz="4" w:space="0" w:color="000000"/>
+            </w:tcBorders>
+          </w:tcPr>
+          <w:p>
+            <w:pPr>
+              <w:spacing w:after="0" w:line="259" w:lineRule="auto"/>
+              <w:ind w:left="0"/>
             </w:pPr>
           </w:p>
         </w:tc>
@@ -3857,8 +3699,8 @@
         <w:tc>
           <w:tcPr>
             <w:tcW w:w="2205" w:type="dxa"/>
-            <w:tcBorders>
-              <w:top w:val="single" w:sz="4" w:space="0" w:color="000000"/>
+            <w:vMerge/>
+            <w:tcBorders>
               <w:left w:val="single" w:sz="4" w:space="0" w:color="000000"/>
               <w:bottom w:val="single" w:sz="4" w:space="0" w:color="000000"/>
               <w:right w:val="single" w:sz="4" w:space="0" w:color="000000"/>
@@ -3874,91 +3716,18 @@
         <w:tc>
           <w:tcPr>
             <w:tcW w:w="2211" w:type="dxa"/>
-            <w:tcBorders>
-              <w:top w:val="single" w:sz="4" w:space="0" w:color="000000"/>
-              <w:left w:val="single" w:sz="4" w:space="0" w:color="000000"/>
-              <w:bottom w:val="single" w:sz="4" w:space="0" w:color="000000"/>
-              <w:right w:val="single" w:sz="4" w:space="0" w:color="000000"/>
-            </w:tcBorders>
-          </w:tcPr>
-          <w:p>
-            <w:pPr>
-              <w:numPr>
-                <w:ilvl w:val="0"/>
-                <w:numId w:val="5"/>
-              </w:numPr>
-              <w:spacing w:after="0" w:line="242" w:lineRule="auto"/>
-              <w:ind w:firstLine="0"/>
-            </w:pPr>
-            <w:r>
-              <w:t xml:space="preserve">El sistema debe permitir registrar </w:t>
-            </w:r>
-          </w:p>
-          <w:p>
-            <w:pPr>
-              <w:spacing w:after="0" w:line="259" w:lineRule="auto"/>
-              <w:ind w:left="0" w:firstLine="0"/>
-            </w:pPr>
-            <w:r>
-              <w:t xml:space="preserve">libros  </w:t>
-            </w:r>
-          </w:p>
-          <w:p>
-            <w:pPr>
-              <w:spacing w:after="0" w:line="259" w:lineRule="auto"/>
-              <w:ind w:left="0" w:firstLine="0"/>
-            </w:pPr>
-            <w:r>
-              <w:t xml:space="preserve"> </w:t>
-            </w:r>
-          </w:p>
-          <w:p>
-            <w:pPr>
-              <w:numPr>
-                <w:ilvl w:val="0"/>
-                <w:numId w:val="5"/>
-              </w:numPr>
-              <w:spacing w:after="5" w:line="237" w:lineRule="auto"/>
-              <w:ind w:firstLine="0"/>
-            </w:pPr>
-            <w:r>
-              <w:t xml:space="preserve">El sistema puede </w:t>
-            </w:r>
-            <w:proofErr w:type="gramStart"/>
-            <w:r>
-              <w:t>editar ,</w:t>
-            </w:r>
-            <w:proofErr w:type="gramEnd"/>
-            <w:r>
-              <w:t xml:space="preserve"> actualizar y </w:t>
-            </w:r>
-          </w:p>
-          <w:p>
-            <w:pPr>
-              <w:spacing w:after="0" w:line="259" w:lineRule="auto"/>
-              <w:ind w:left="0" w:firstLine="0"/>
-            </w:pPr>
-            <w:r>
-              <w:t xml:space="preserve">eliminar libros  </w:t>
-            </w:r>
-          </w:p>
-          <w:p>
-            <w:pPr>
-              <w:spacing w:after="0" w:line="259" w:lineRule="auto"/>
-              <w:ind w:left="0" w:firstLine="0"/>
-            </w:pPr>
-            <w:r>
-              <w:t xml:space="preserve"> </w:t>
-            </w:r>
-          </w:p>
-          <w:p>
-            <w:pPr>
-              <w:spacing w:after="0" w:line="259" w:lineRule="auto"/>
-              <w:ind w:left="0" w:firstLine="0"/>
-            </w:pPr>
-            <w:r>
-              <w:t xml:space="preserve">•El sistema no debe permitir guardar un libro si el título está vacío  </w:t>
-            </w:r>
+            <w:vMerge/>
+            <w:tcBorders>
+              <w:left w:val="single" w:sz="4" w:space="0" w:color="000000"/>
+              <w:bottom w:val="single" w:sz="4" w:space="0" w:color="000000"/>
+              <w:right w:val="single" w:sz="4" w:space="0" w:color="000000"/>
+            </w:tcBorders>
+          </w:tcPr>
+          <w:p>
+            <w:pPr>
+              <w:spacing w:after="0" w:line="259" w:lineRule="auto"/>
+              <w:ind w:left="0" w:firstLine="0"/>
+            </w:pPr>
           </w:p>
         </w:tc>
         <w:tc>
@@ -4021,6 +3790,111 @@
       <w:r>
         <w:t xml:space="preserve"> </w:t>
       </w:r>
+    </w:p>
+    <w:p>
+      <w:pPr>
+        <w:spacing w:after="0" w:line="259" w:lineRule="auto"/>
+        <w:ind w:left="0" w:firstLine="0"/>
+        <w:jc w:val="both"/>
+      </w:pPr>
+    </w:p>
+    <w:p>
+      <w:pPr>
+        <w:spacing w:after="0" w:line="259" w:lineRule="auto"/>
+        <w:ind w:left="0" w:firstLine="0"/>
+        <w:jc w:val="both"/>
+      </w:pPr>
+    </w:p>
+    <w:p>
+      <w:pPr>
+        <w:spacing w:after="0" w:line="259" w:lineRule="auto"/>
+        <w:ind w:left="0" w:firstLine="0"/>
+        <w:jc w:val="both"/>
+      </w:pPr>
+    </w:p>
+    <w:p>
+      <w:pPr>
+        <w:spacing w:after="0" w:line="259" w:lineRule="auto"/>
+        <w:ind w:left="0" w:firstLine="0"/>
+        <w:jc w:val="both"/>
+      </w:pPr>
+    </w:p>
+    <w:p>
+      <w:pPr>
+        <w:spacing w:after="0" w:line="259" w:lineRule="auto"/>
+        <w:ind w:left="0" w:firstLine="0"/>
+        <w:jc w:val="both"/>
+      </w:pPr>
+    </w:p>
+    <w:p>
+      <w:pPr>
+        <w:spacing w:after="0" w:line="259" w:lineRule="auto"/>
+        <w:ind w:left="0" w:firstLine="0"/>
+        <w:jc w:val="both"/>
+      </w:pPr>
+    </w:p>
+    <w:p>
+      <w:pPr>
+        <w:spacing w:after="0" w:line="259" w:lineRule="auto"/>
+        <w:ind w:left="0" w:firstLine="0"/>
+        <w:jc w:val="both"/>
+      </w:pPr>
+    </w:p>
+    <w:p>
+      <w:pPr>
+        <w:spacing w:after="0" w:line="259" w:lineRule="auto"/>
+        <w:ind w:left="0" w:firstLine="0"/>
+        <w:jc w:val="both"/>
+      </w:pPr>
+    </w:p>
+    <w:p>
+      <w:pPr>
+        <w:spacing w:after="0" w:line="259" w:lineRule="auto"/>
+        <w:ind w:left="0" w:firstLine="0"/>
+        <w:jc w:val="both"/>
+      </w:pPr>
+    </w:p>
+    <w:p>
+      <w:pPr>
+        <w:spacing w:after="0" w:line="259" w:lineRule="auto"/>
+        <w:ind w:left="0" w:firstLine="0"/>
+        <w:jc w:val="both"/>
+      </w:pPr>
+    </w:p>
+    <w:p>
+      <w:pPr>
+        <w:spacing w:after="0" w:line="259" w:lineRule="auto"/>
+        <w:ind w:left="0" w:firstLine="0"/>
+        <w:jc w:val="both"/>
+      </w:pPr>
+    </w:p>
+    <w:p>
+      <w:pPr>
+        <w:spacing w:after="0" w:line="259" w:lineRule="auto"/>
+        <w:ind w:left="0" w:firstLine="0"/>
+        <w:jc w:val="both"/>
+      </w:pPr>
+    </w:p>
+    <w:p>
+      <w:pPr>
+        <w:spacing w:after="0" w:line="259" w:lineRule="auto"/>
+        <w:ind w:left="0" w:firstLine="0"/>
+        <w:jc w:val="both"/>
+      </w:pPr>
+    </w:p>
+    <w:p>
+      <w:pPr>
+        <w:spacing w:after="0" w:line="259" w:lineRule="auto"/>
+        <w:ind w:left="0" w:firstLine="0"/>
+        <w:jc w:val="both"/>
+      </w:pPr>
+    </w:p>
+    <w:p>
+      <w:pPr>
+        <w:spacing w:after="0" w:line="259" w:lineRule="auto"/>
+        <w:ind w:left="0" w:firstLine="0"/>
+        <w:jc w:val="both"/>
+      </w:pPr>
     </w:p>
     <w:tbl>
       <w:tblPr>
@@ -4065,7 +3939,14 @@
               <w:rPr>
                 <w:b/>
               </w:rPr>
-              <w:t>HU004</w:t>
+              <w:lastRenderedPageBreak/>
+              <w:t>HU00</w:t>
+            </w:r>
+            <w:r>
+              <w:rPr>
+                <w:b/>
+              </w:rPr>
+              <w:t>5</w:t>
             </w:r>
             <w:r>
               <w:t xml:space="preserve">- </w:t>
@@ -4809,24 +4690,17 @@
           </w:tcPr>
           <w:p>
             <w:pPr>
-              <w:numPr>
-                <w:ilvl w:val="0"/>
-                <w:numId w:val="7"/>
-              </w:numPr>
               <w:spacing w:after="0" w:line="242" w:lineRule="auto"/>
-              <w:ind w:firstLine="0"/>
-            </w:pPr>
-            <w:r>
-              <w:t xml:space="preserve">Verificar que todos los campos estén </w:t>
-            </w:r>
-          </w:p>
-          <w:p>
-            <w:pPr>
-              <w:spacing w:after="0" w:line="259" w:lineRule="auto"/>
-              <w:ind w:left="1" w:firstLine="0"/>
-            </w:pPr>
-            <w:r>
-              <w:t xml:space="preserve">completos  </w:t>
+              <w:ind w:left="1" w:firstLine="0"/>
+            </w:pPr>
+            <w:r>
+              <w:t xml:space="preserve">Mostrar formulario de </w:t>
+            </w:r>
+            <w:r>
+              <w:t>para agregar información del estudiante.</w:t>
+            </w:r>
+            <w:r>
+              <w:t xml:space="preserve"> </w:t>
             </w:r>
           </w:p>
           <w:p>
@@ -4856,11 +4730,9 @@
               <w:spacing w:after="0" w:line="259" w:lineRule="auto"/>
               <w:ind w:left="1" w:firstLine="0"/>
             </w:pPr>
-            <w:proofErr w:type="gramStart"/>
-            <w:r>
-              <w:t>préstamos activo</w:t>
-            </w:r>
-            <w:proofErr w:type="gramEnd"/>
+            <w:r>
+              <w:t>préstamos activos</w:t>
+            </w:r>
             <w:r>
               <w:t xml:space="preserve">  </w:t>
             </w:r>
@@ -5110,6 +4982,20 @@
       <w:r>
         <w:t xml:space="preserve"> </w:t>
       </w:r>
+    </w:p>
+    <w:p>
+      <w:pPr>
+        <w:spacing w:after="0" w:line="259" w:lineRule="auto"/>
+        <w:ind w:left="0" w:firstLine="0"/>
+        <w:jc w:val="both"/>
+      </w:pPr>
+    </w:p>
+    <w:p>
+      <w:pPr>
+        <w:spacing w:after="0" w:line="259" w:lineRule="auto"/>
+        <w:ind w:left="0" w:firstLine="0"/>
+        <w:jc w:val="both"/>
+      </w:pPr>
     </w:p>
     <w:tbl>
       <w:tblPr>
@@ -5154,6 +5040,7 @@
               <w:rPr>
                 <w:b/>
               </w:rPr>
+              <w:lastRenderedPageBreak/>
               <w:t>HU006</w:t>
             </w:r>
             <w:proofErr w:type="gramStart"/>
@@ -5720,13 +5607,7 @@
               <w:rPr>
                 <w:b/>
               </w:rPr>
-              <w:t xml:space="preserve">-  </w:t>
-            </w:r>
-            <w:r>
-              <w:rPr>
-                <w:b/>
-              </w:rPr>
-              <w:t>Registrar</w:t>
+              <w:t>-  Registrar</w:t>
             </w:r>
             <w:proofErr w:type="gramEnd"/>
             <w:r>
@@ -5850,7 +5731,6 @@
               <w:ind w:left="0" w:firstLine="0"/>
             </w:pPr>
             <w:r>
-              <w:lastRenderedPageBreak/>
               <w:t xml:space="preserve">Para </w:t>
             </w:r>
           </w:p>
@@ -6882,7 +6762,6 @@
               <w:rPr>
                 <w:b/>
               </w:rPr>
-              <w:lastRenderedPageBreak/>
               <w:t>HU009</w:t>
             </w:r>
             <w:r>
@@ -6963,6 +6842,7 @@
               <w:ind w:left="0" w:firstLine="0"/>
             </w:pPr>
             <w:r>
+              <w:lastRenderedPageBreak/>
               <w:t xml:space="preserve">Quiero </w:t>
             </w:r>
           </w:p>
@@ -7038,13 +6918,8 @@
               <w:spacing w:after="0" w:line="259" w:lineRule="auto"/>
               <w:ind w:left="1" w:firstLine="0"/>
             </w:pPr>
-            <w:proofErr w:type="spellStart"/>
-            <w:r>
-              <w:t>Monitoriar</w:t>
-            </w:r>
-            <w:proofErr w:type="spellEnd"/>
-            <w:r>
-              <w:t xml:space="preserve"> qué libros tienen los estudiantes identificar vencimientos  </w:t>
+            <w:r>
+              <w:t xml:space="preserve">Monitoriar qué libros tienen los estudiantes identificar vencimientos  </w:t>
             </w:r>
           </w:p>
         </w:tc>
@@ -8100,6 +7975,7 @@
               <w:ind w:left="1" w:firstLine="0"/>
             </w:pPr>
             <w:r>
+              <w:lastRenderedPageBreak/>
               <w:t xml:space="preserve">con campos </w:t>
             </w:r>
           </w:p>
@@ -8190,6 +8066,7 @@
               <w:ind w:left="1" w:firstLine="0"/>
             </w:pPr>
             <w:r>
+              <w:lastRenderedPageBreak/>
               <w:t xml:space="preserve">Impacto </w:t>
             </w:r>
           </w:p>
@@ -9262,6 +9139,7 @@
               <w:ind w:left="1" w:firstLine="0"/>
             </w:pPr>
             <w:r>
+              <w:lastRenderedPageBreak/>
               <w:t xml:space="preserve">autores de los libros  </w:t>
             </w:r>
           </w:p>
@@ -9335,6 +9213,7 @@
               <w:ind w:left="1" w:firstLine="0"/>
             </w:pPr>
             <w:r>
+              <w:lastRenderedPageBreak/>
               <w:t xml:space="preserve">Impacto </w:t>
             </w:r>
           </w:p>
@@ -12825,13 +12704,8 @@
             </w:r>
             <w:proofErr w:type="gramStart"/>
             <w:r>
-              <w:t xml:space="preserve">ser  </w:t>
-            </w:r>
-            <w:proofErr w:type="spellStart"/>
-            <w:r>
-              <w:t>click</w:t>
-            </w:r>
-            <w:proofErr w:type="spellEnd"/>
+              <w:t>ser  click</w:t>
+            </w:r>
             <w:proofErr w:type="gramEnd"/>
             <w:r>
               <w:t xml:space="preserve"> en cada indicador se despliegue la lista detallada  </w:t>
@@ -13162,15 +13036,7 @@
               <w:ind w:firstLine="0"/>
             </w:pPr>
             <w:r>
-              <w:t xml:space="preserve">verificar que el libro tenga </w:t>
-            </w:r>
-            <w:proofErr w:type="spellStart"/>
-            <w:r>
-              <w:t>stok</w:t>
-            </w:r>
-            <w:proofErr w:type="spellEnd"/>
-            <w:r>
-              <w:t xml:space="preserve"> igual a 0 antes de </w:t>
+              <w:t xml:space="preserve">verificar que el libro tenga stok igual a 0 antes de </w:t>
             </w:r>
           </w:p>
           <w:p>
@@ -19564,13 +19430,7 @@
         <w:rPr>
           <w:i/>
         </w:rPr>
-        <w:t>Chávez Montero, P, E., &amp; Viteri Mesías, R. J. (2013). Sistema de Clasificación Decimal DEWEY y su organización de la biblioteca Jaime</w:t>
-      </w:r>
-      <w:r>
-        <w:rPr>
-          <w:i/>
-        </w:rPr>
-        <w:t xml:space="preserve"> Mesías López de la parroquia La asunción en el año 2013(</w:t>
+        <w:t>Chávez Montero, P, E., &amp; Viteri Mesías, R. J. (2013). Sistema de Clasificación Decimal DEWEY y su organización de la biblioteca Jaime Mesías López de la parroquia La asunción en el año 2013(</w:t>
       </w:r>
       <w:r>
         <w:t>Bachelor´s thesis, Universidad Estatal de Bolivar. Facultad de Ciencias Administrativas, Gestión Empresarial e Informática. Carrera de Bibliotecología y Archivología</w:t>
@@ -19714,7 +19574,7 @@
           <o:lock v:ext="edit" aspectratio="t"/>
         </v:shapetype>
         <v:shape id="WordPictureWatermark569295907" o:spid="_x0000_s2050" type="#_x0000_t75" style="position:absolute;left:0;text-align:left;margin-left:0;margin-top:0;width:874.5pt;height:1047pt;z-index:-251657216;mso-position-horizontal:center;mso-position-horizontal-relative:margin;mso-position-vertical:center;mso-position-vertical-relative:margin" o:allowincell="f">
-          <v:imagedata r:id="rId1" o:title="WhatsApp Image 2026-04-15 at 9.26"/>
+          <v:imagedata r:id="rId1" o:title="WhatsApp Image 2026-04-15 at 9"/>
           <w10:wrap anchorx="margin" anchory="margin"/>
         </v:shape>
       </w:pict>
@@ -19754,7 +19614,7 @@
           <o:lock v:ext="edit" aspectratio="t"/>
         </v:shapetype>
         <v:shape id="WordPictureWatermark569295908" o:spid="_x0000_s2051" type="#_x0000_t75" style="position:absolute;left:0;text-align:left;margin-left:0;margin-top:0;width:874.5pt;height:1047pt;z-index:-251656192;mso-position-horizontal:center;mso-position-horizontal-relative:margin;mso-position-vertical:center;mso-position-vertical-relative:margin" o:allowincell="f">
-          <v:imagedata r:id="rId1" o:title="WhatsApp Image 2026-04-15 at 9.26"/>
+          <v:imagedata r:id="rId1" o:title="WhatsApp Image 2026-04-15 at 9"/>
           <w10:wrap anchorx="margin" anchory="margin"/>
         </v:shape>
       </w:pict>
@@ -19794,7 +19654,7 @@
           <o:lock v:ext="edit" aspectratio="t"/>
         </v:shapetype>
         <v:shape id="WordPictureWatermark569295906" o:spid="_x0000_s2049" type="#_x0000_t75" style="position:absolute;left:0;text-align:left;margin-left:0;margin-top:0;width:874.5pt;height:1047pt;z-index:-251658240;mso-position-horizontal:center;mso-position-horizontal-relative:margin;mso-position-vertical:center;mso-position-vertical-relative:margin" o:allowincell="f">
-          <v:imagedata r:id="rId1" o:title="WhatsApp Image 2026-04-15 at 9.26"/>
+          <v:imagedata r:id="rId1" o:title="WhatsApp Image 2026-04-15 at 9"/>
           <w10:wrap anchorx="margin" anchory="margin"/>
         </v:shape>
       </w:pict>
@@ -19806,6 +19666,119 @@
 <file path=word/numbering.xml><?xml version="1.0" encoding="utf-8"?>
 <w:numbering xmlns:wpc="http://schemas.microsoft.com/office/word/2010/wordprocessingCanvas" xmlns:cx="http://schemas.microsoft.com/office/drawing/2014/chartex" xmlns:cx1="http://schemas.microsoft.com/office/drawing/2015/9/8/chartex" xmlns:cx2="http://schemas.microsoft.com/office/drawing/2015/10/21/chartex" xmlns:cx3="http://schemas.microsoft.com/office/drawing/2016/5/9/chartex" xmlns:cx4="http://schemas.microsoft.com/office/drawing/2016/5/10/chartex" xmlns:cx5="http://schemas.microsoft.com/office/drawing/2016/5/11/chartex" xmlns:cx6="http://schemas.microsoft.com/office/drawing/2016/5/12/chartex" xmlns:cx7="http://schemas.microsoft.com/office/drawing/2016/5/13/chartex" xmlns:cx8="http://schemas.microsoft.com/office/drawing/2016/5/14/chartex" xmlns:mc="http://schemas.openxmlformats.org/markup-compatibility/2006" xmlns:aink="http://schemas.microsoft.com/office/drawing/2016/ink" xmlns:am3d="http://schemas.microsoft.com/office/drawing/2017/model3d" xmlns:o="urn:schemas-microsoft-com:office:office" xmlns:r="http://schemas.openxmlformats.org/officeDocument/2006/relationships" xmlns:m="http://schemas.openxmlformats.org/officeDocument/2006/math" xmlns:v="urn:schemas-microsoft-com:vml" xmlns:wp14="http://schemas.microsoft.com/office/word/2010/wordprocessingDrawing" xmlns:wp="http://schemas.openxmlformats.org/drawingml/2006/wordprocessingDrawing" xmlns:w10="urn:schemas-microsoft-com:office:word" xmlns:w="http://schemas.openxmlformats.org/wordprocessingml/2006/main" xmlns:w14="http://schemas.microsoft.com/office/word/2010/wordml" xmlns:w15="http://schemas.microsoft.com/office/word/2012/wordml" xmlns:w16cex="http://schemas.microsoft.com/office/word/2018/wordml/cex" xmlns:w16cid="http://schemas.microsoft.com/office/word/2016/wordml/cid" xmlns:w16="http://schemas.microsoft.com/office/word/2018/wordml" xmlns:w16sdtdh="http://schemas.microsoft.com/office/word/2020/wordml/sdtdatahash" xmlns:w16se="http://schemas.microsoft.com/office/word/2015/wordml/symex" xmlns:wpg="http://schemas.microsoft.com/office/word/2010/wordprocessingGroup" xmlns:wpi="http://schemas.microsoft.com/office/word/2010/wordprocessingInk" xmlns:wne="http://schemas.microsoft.com/office/word/2006/wordml" xmlns:wps="http://schemas.microsoft.com/office/word/2010/wordprocessingShape" mc:Ignorable="w14 w15 w16se w16cid w16 w16cex w16sdtdh wp14">
   <w:abstractNum w:abstractNumId="0" w15:restartNumberingAfterBreak="0">
+    <w:nsid w:val="040E2B27"/>
+    <w:multiLevelType w:val="hybridMultilevel"/>
+    <w:tmpl w:val="613A5FC6"/>
+    <w:lvl w:ilvl="0" w:tplc="4C0A0001">
+      <w:start w:val="1"/>
+      <w:numFmt w:val="bullet"/>
+      <w:lvlText w:val=""/>
+      <w:lvlJc w:val="left"/>
+      <w:pPr>
+        <w:ind w:left="720" w:hanging="360"/>
+      </w:pPr>
+      <w:rPr>
+        <w:rFonts w:ascii="Symbol" w:hAnsi="Symbol" w:hint="default"/>
+      </w:rPr>
+    </w:lvl>
+    <w:lvl w:ilvl="1" w:tplc="4C0A0003" w:tentative="1">
+      <w:start w:val="1"/>
+      <w:numFmt w:val="bullet"/>
+      <w:lvlText w:val="o"/>
+      <w:lvlJc w:val="left"/>
+      <w:pPr>
+        <w:ind w:left="1440" w:hanging="360"/>
+      </w:pPr>
+      <w:rPr>
+        <w:rFonts w:ascii="Courier New" w:hAnsi="Courier New" w:cs="Courier New" w:hint="default"/>
+      </w:rPr>
+    </w:lvl>
+    <w:lvl w:ilvl="2" w:tplc="4C0A0005" w:tentative="1">
+      <w:start w:val="1"/>
+      <w:numFmt w:val="bullet"/>
+      <w:lvlText w:val=""/>
+      <w:lvlJc w:val="left"/>
+      <w:pPr>
+        <w:ind w:left="2160" w:hanging="360"/>
+      </w:pPr>
+      <w:rPr>
+        <w:rFonts w:ascii="Wingdings" w:hAnsi="Wingdings" w:hint="default"/>
+      </w:rPr>
+    </w:lvl>
+    <w:lvl w:ilvl="3" w:tplc="4C0A0001" w:tentative="1">
+      <w:start w:val="1"/>
+      <w:numFmt w:val="bullet"/>
+      <w:lvlText w:val=""/>
+      <w:lvlJc w:val="left"/>
+      <w:pPr>
+        <w:ind w:left="2880" w:hanging="360"/>
+      </w:pPr>
+      <w:rPr>
+        <w:rFonts w:ascii="Symbol" w:hAnsi="Symbol" w:hint="default"/>
+      </w:rPr>
+    </w:lvl>
+    <w:lvl w:ilvl="4" w:tplc="4C0A0003" w:tentative="1">
+      <w:start w:val="1"/>
+      <w:numFmt w:val="bullet"/>
+      <w:lvlText w:val="o"/>
+      <w:lvlJc w:val="left"/>
+      <w:pPr>
+        <w:ind w:left="3600" w:hanging="360"/>
+      </w:pPr>
+      <w:rPr>
+        <w:rFonts w:ascii="Courier New" w:hAnsi="Courier New" w:cs="Courier New" w:hint="default"/>
+      </w:rPr>
+    </w:lvl>
+    <w:lvl w:ilvl="5" w:tplc="4C0A0005" w:tentative="1">
+      <w:start w:val="1"/>
+      <w:numFmt w:val="bullet"/>
+      <w:lvlText w:val=""/>
+      <w:lvlJc w:val="left"/>
+      <w:pPr>
+        <w:ind w:left="4320" w:hanging="360"/>
+      </w:pPr>
+      <w:rPr>
+        <w:rFonts w:ascii="Wingdings" w:hAnsi="Wingdings" w:hint="default"/>
+      </w:rPr>
+    </w:lvl>
+    <w:lvl w:ilvl="6" w:tplc="4C0A0001" w:tentative="1">
+      <w:start w:val="1"/>
+      <w:numFmt w:val="bullet"/>
+      <w:lvlText w:val=""/>
+      <w:lvlJc w:val="left"/>
+      <w:pPr>
+        <w:ind w:left="5040" w:hanging="360"/>
+      </w:pPr>
+      <w:rPr>
+        <w:rFonts w:ascii="Symbol" w:hAnsi="Symbol" w:hint="default"/>
+      </w:rPr>
+    </w:lvl>
+    <w:lvl w:ilvl="7" w:tplc="4C0A0003" w:tentative="1">
+      <w:start w:val="1"/>
+      <w:numFmt w:val="bullet"/>
+      <w:lvlText w:val="o"/>
+      <w:lvlJc w:val="left"/>
+      <w:pPr>
+        <w:ind w:left="5760" w:hanging="360"/>
+      </w:pPr>
+      <w:rPr>
+        <w:rFonts w:ascii="Courier New" w:hAnsi="Courier New" w:cs="Courier New" w:hint="default"/>
+      </w:rPr>
+    </w:lvl>
+    <w:lvl w:ilvl="8" w:tplc="4C0A0005" w:tentative="1">
+      <w:start w:val="1"/>
+      <w:numFmt w:val="bullet"/>
+      <w:lvlText w:val=""/>
+      <w:lvlJc w:val="left"/>
+      <w:pPr>
+        <w:ind w:left="6480" w:hanging="360"/>
+      </w:pPr>
+      <w:rPr>
+        <w:rFonts w:ascii="Wingdings" w:hAnsi="Wingdings" w:hint="default"/>
+      </w:rPr>
+    </w:lvl>
+  </w:abstractNum>
+  <w:abstractNum w:abstractNumId="1" w15:restartNumberingAfterBreak="0">
     <w:nsid w:val="056A75EA"/>
     <w:multiLevelType w:val="hybridMultilevel"/>
     <w:tmpl w:val="CC1AA2A0"/>
@@ -20017,7 +19990,7 @@
       </w:rPr>
     </w:lvl>
   </w:abstractNum>
-  <w:abstractNum w:abstractNumId="1" w15:restartNumberingAfterBreak="0">
+  <w:abstractNum w:abstractNumId="2" w15:restartNumberingAfterBreak="0">
     <w:nsid w:val="07EC24F4"/>
     <w:multiLevelType w:val="hybridMultilevel"/>
     <w:tmpl w:val="AC8AA6DE"/>
@@ -20229,7 +20202,7 @@
       </w:rPr>
     </w:lvl>
   </w:abstractNum>
-  <w:abstractNum w:abstractNumId="2" w15:restartNumberingAfterBreak="0">
+  <w:abstractNum w:abstractNumId="3" w15:restartNumberingAfterBreak="0">
     <w:nsid w:val="22280E01"/>
     <w:multiLevelType w:val="hybridMultilevel"/>
     <w:tmpl w:val="D0084E0C"/>
@@ -20441,7 +20414,7 @@
       </w:rPr>
     </w:lvl>
   </w:abstractNum>
-  <w:abstractNum w:abstractNumId="3" w15:restartNumberingAfterBreak="0">
+  <w:abstractNum w:abstractNumId="4" w15:restartNumberingAfterBreak="0">
     <w:nsid w:val="23C6170B"/>
     <w:multiLevelType w:val="hybridMultilevel"/>
     <w:tmpl w:val="6026F5FE"/>
@@ -20653,7 +20626,7 @@
       </w:rPr>
     </w:lvl>
   </w:abstractNum>
-  <w:abstractNum w:abstractNumId="4" w15:restartNumberingAfterBreak="0">
+  <w:abstractNum w:abstractNumId="5" w15:restartNumberingAfterBreak="0">
     <w:nsid w:val="262102ED"/>
     <w:multiLevelType w:val="hybridMultilevel"/>
     <w:tmpl w:val="D332D6BC"/>
@@ -20865,7 +20838,7 @@
       </w:rPr>
     </w:lvl>
   </w:abstractNum>
-  <w:abstractNum w:abstractNumId="5" w15:restartNumberingAfterBreak="0">
+  <w:abstractNum w:abstractNumId="6" w15:restartNumberingAfterBreak="0">
     <w:nsid w:val="278B4C91"/>
     <w:multiLevelType w:val="hybridMultilevel"/>
     <w:tmpl w:val="400A4EBA"/>
@@ -21077,7 +21050,7 @@
       </w:rPr>
     </w:lvl>
   </w:abstractNum>
-  <w:abstractNum w:abstractNumId="6" w15:restartNumberingAfterBreak="0">
+  <w:abstractNum w:abstractNumId="7" w15:restartNumberingAfterBreak="0">
     <w:nsid w:val="2D4A3496"/>
     <w:multiLevelType w:val="hybridMultilevel"/>
     <w:tmpl w:val="45A8BE56"/>
@@ -21289,7 +21262,7 @@
       </w:rPr>
     </w:lvl>
   </w:abstractNum>
-  <w:abstractNum w:abstractNumId="7" w15:restartNumberingAfterBreak="0">
+  <w:abstractNum w:abstractNumId="8" w15:restartNumberingAfterBreak="0">
     <w:nsid w:val="3AB20D9A"/>
     <w:multiLevelType w:val="hybridMultilevel"/>
     <w:tmpl w:val="E2E03B06"/>
@@ -21501,7 +21474,7 @@
       </w:rPr>
     </w:lvl>
   </w:abstractNum>
-  <w:abstractNum w:abstractNumId="8" w15:restartNumberingAfterBreak="0">
+  <w:abstractNum w:abstractNumId="9" w15:restartNumberingAfterBreak="0">
     <w:nsid w:val="41EB18DE"/>
     <w:multiLevelType w:val="hybridMultilevel"/>
     <w:tmpl w:val="81E6C9AE"/>
@@ -21713,7 +21686,7 @@
       </w:rPr>
     </w:lvl>
   </w:abstractNum>
-  <w:abstractNum w:abstractNumId="9" w15:restartNumberingAfterBreak="0">
+  <w:abstractNum w:abstractNumId="10" w15:restartNumberingAfterBreak="0">
     <w:nsid w:val="52333A11"/>
     <w:multiLevelType w:val="hybridMultilevel"/>
     <w:tmpl w:val="A7AE4B6E"/>
@@ -21925,7 +21898,7 @@
       </w:rPr>
     </w:lvl>
   </w:abstractNum>
-  <w:abstractNum w:abstractNumId="10" w15:restartNumberingAfterBreak="0">
+  <w:abstractNum w:abstractNumId="11" w15:restartNumberingAfterBreak="0">
     <w:nsid w:val="591842C3"/>
     <w:multiLevelType w:val="hybridMultilevel"/>
     <w:tmpl w:val="DB140C48"/>
@@ -22137,7 +22110,7 @@
       </w:rPr>
     </w:lvl>
   </w:abstractNum>
-  <w:abstractNum w:abstractNumId="11" w15:restartNumberingAfterBreak="0">
+  <w:abstractNum w:abstractNumId="12" w15:restartNumberingAfterBreak="0">
     <w:nsid w:val="5A761AA4"/>
     <w:multiLevelType w:val="hybridMultilevel"/>
     <w:tmpl w:val="902A0BA2"/>
@@ -22349,7 +22322,7 @@
       </w:rPr>
     </w:lvl>
   </w:abstractNum>
-  <w:abstractNum w:abstractNumId="12" w15:restartNumberingAfterBreak="0">
+  <w:abstractNum w:abstractNumId="13" w15:restartNumberingAfterBreak="0">
     <w:nsid w:val="5B3E2AF3"/>
     <w:multiLevelType w:val="hybridMultilevel"/>
     <w:tmpl w:val="ADA2BA88"/>
@@ -22561,7 +22534,7 @@
       </w:rPr>
     </w:lvl>
   </w:abstractNum>
-  <w:abstractNum w:abstractNumId="13" w15:restartNumberingAfterBreak="0">
+  <w:abstractNum w:abstractNumId="14" w15:restartNumberingAfterBreak="0">
     <w:nsid w:val="5B3F381C"/>
     <w:multiLevelType w:val="hybridMultilevel"/>
     <w:tmpl w:val="AD86727C"/>
@@ -22773,7 +22746,7 @@
       </w:rPr>
     </w:lvl>
   </w:abstractNum>
-  <w:abstractNum w:abstractNumId="14" w15:restartNumberingAfterBreak="0">
+  <w:abstractNum w:abstractNumId="15" w15:restartNumberingAfterBreak="0">
     <w:nsid w:val="5DFC621F"/>
     <w:multiLevelType w:val="hybridMultilevel"/>
     <w:tmpl w:val="0414E01C"/>
@@ -22985,7 +22958,7 @@
       </w:rPr>
     </w:lvl>
   </w:abstractNum>
-  <w:abstractNum w:abstractNumId="15" w15:restartNumberingAfterBreak="0">
+  <w:abstractNum w:abstractNumId="16" w15:restartNumberingAfterBreak="0">
     <w:nsid w:val="655E0AAA"/>
     <w:multiLevelType w:val="hybridMultilevel"/>
     <w:tmpl w:val="7B76C14C"/>
@@ -23197,7 +23170,7 @@
       </w:rPr>
     </w:lvl>
   </w:abstractNum>
-  <w:abstractNum w:abstractNumId="16" w15:restartNumberingAfterBreak="0">
+  <w:abstractNum w:abstractNumId="17" w15:restartNumberingAfterBreak="0">
     <w:nsid w:val="6B321CFA"/>
     <w:multiLevelType w:val="hybridMultilevel"/>
     <w:tmpl w:val="C9D6910C"/>
@@ -23409,7 +23382,7 @@
       </w:rPr>
     </w:lvl>
   </w:abstractNum>
-  <w:abstractNum w:abstractNumId="17" w15:restartNumberingAfterBreak="0">
+  <w:abstractNum w:abstractNumId="18" w15:restartNumberingAfterBreak="0">
     <w:nsid w:val="70A77DC3"/>
     <w:multiLevelType w:val="hybridMultilevel"/>
     <w:tmpl w:val="018CB162"/>
@@ -23621,7 +23594,7 @@
       </w:rPr>
     </w:lvl>
   </w:abstractNum>
-  <w:abstractNum w:abstractNumId="18" w15:restartNumberingAfterBreak="0">
+  <w:abstractNum w:abstractNumId="19" w15:restartNumberingAfterBreak="0">
     <w:nsid w:val="74A41737"/>
     <w:multiLevelType w:val="hybridMultilevel"/>
     <w:tmpl w:val="86C6C1A0"/>
@@ -23833,7 +23806,7 @@
       </w:rPr>
     </w:lvl>
   </w:abstractNum>
-  <w:abstractNum w:abstractNumId="19" w15:restartNumberingAfterBreak="0">
+  <w:abstractNum w:abstractNumId="20" w15:restartNumberingAfterBreak="0">
     <w:nsid w:val="780B0985"/>
     <w:multiLevelType w:val="hybridMultilevel"/>
     <w:tmpl w:val="DA8CCA44"/>
@@ -24045,7 +24018,7 @@
       </w:rPr>
     </w:lvl>
   </w:abstractNum>
-  <w:abstractNum w:abstractNumId="20" w15:restartNumberingAfterBreak="0">
+  <w:abstractNum w:abstractNumId="21" w15:restartNumberingAfterBreak="0">
     <w:nsid w:val="79FD3B36"/>
     <w:multiLevelType w:val="hybridMultilevel"/>
     <w:tmpl w:val="83F84E24"/>
@@ -24258,67 +24231,70 @@
     </w:lvl>
   </w:abstractNum>
   <w:num w:numId="1">
+    <w:abstractNumId w:val="21"/>
+  </w:num>
+  <w:num w:numId="2">
+    <w:abstractNumId w:val="17"/>
+  </w:num>
+  <w:num w:numId="3">
+    <w:abstractNumId w:val="7"/>
+  </w:num>
+  <w:num w:numId="4">
+    <w:abstractNumId w:val="5"/>
+  </w:num>
+  <w:num w:numId="5">
+    <w:abstractNumId w:val="13"/>
+  </w:num>
+  <w:num w:numId="6">
+    <w:abstractNumId w:val="8"/>
+  </w:num>
+  <w:num w:numId="7">
+    <w:abstractNumId w:val="6"/>
+  </w:num>
+  <w:num w:numId="8">
+    <w:abstractNumId w:val="10"/>
+  </w:num>
+  <w:num w:numId="9">
+    <w:abstractNumId w:val="15"/>
+  </w:num>
+  <w:num w:numId="10">
+    <w:abstractNumId w:val="19"/>
+  </w:num>
+  <w:num w:numId="11">
+    <w:abstractNumId w:val="14"/>
+  </w:num>
+  <w:num w:numId="12">
+    <w:abstractNumId w:val="9"/>
+  </w:num>
+  <w:num w:numId="13">
+    <w:abstractNumId w:val="1"/>
+  </w:num>
+  <w:num w:numId="14">
     <w:abstractNumId w:val="20"/>
   </w:num>
-  <w:num w:numId="2">
+  <w:num w:numId="15">
+    <w:abstractNumId w:val="3"/>
+  </w:num>
+  <w:num w:numId="16">
+    <w:abstractNumId w:val="4"/>
+  </w:num>
+  <w:num w:numId="17">
+    <w:abstractNumId w:val="11"/>
+  </w:num>
+  <w:num w:numId="18">
+    <w:abstractNumId w:val="12"/>
+  </w:num>
+  <w:num w:numId="19">
+    <w:abstractNumId w:val="18"/>
+  </w:num>
+  <w:num w:numId="20">
     <w:abstractNumId w:val="16"/>
   </w:num>
-  <w:num w:numId="3">
-    <w:abstractNumId w:val="6"/>
-  </w:num>
-  <w:num w:numId="4">
-    <w:abstractNumId w:val="4"/>
-  </w:num>
-  <w:num w:numId="5">
-    <w:abstractNumId w:val="12"/>
-  </w:num>
-  <w:num w:numId="6">
-    <w:abstractNumId w:val="7"/>
-  </w:num>
-  <w:num w:numId="7">
-    <w:abstractNumId w:val="5"/>
-  </w:num>
-  <w:num w:numId="8">
-    <w:abstractNumId w:val="9"/>
-  </w:num>
-  <w:num w:numId="9">
-    <w:abstractNumId w:val="14"/>
-  </w:num>
-  <w:num w:numId="10">
-    <w:abstractNumId w:val="18"/>
-  </w:num>
-  <w:num w:numId="11">
-    <w:abstractNumId w:val="13"/>
-  </w:num>
-  <w:num w:numId="12">
-    <w:abstractNumId w:val="8"/>
-  </w:num>
-  <w:num w:numId="13">
-    <w:abstractNumId w:val="0"/>
-  </w:num>
-  <w:num w:numId="14">
-    <w:abstractNumId w:val="19"/>
-  </w:num>
-  <w:num w:numId="15">
+  <w:num w:numId="21">
     <w:abstractNumId w:val="2"/>
   </w:num>
-  <w:num w:numId="16">
-    <w:abstractNumId w:val="3"/>
-  </w:num>
-  <w:num w:numId="17">
-    <w:abstractNumId w:val="10"/>
-  </w:num>
-  <w:num w:numId="18">
-    <w:abstractNumId w:val="11"/>
-  </w:num>
-  <w:num w:numId="19">
-    <w:abstractNumId w:val="17"/>
-  </w:num>
-  <w:num w:numId="20">
-    <w:abstractNumId w:val="15"/>
-  </w:num>
-  <w:num w:numId="21">
-    <w:abstractNumId w:val="1"/>
+  <w:num w:numId="22">
+    <w:abstractNumId w:val="0"/>
   </w:num>
 </w:numbering>
 </file>
@@ -24957,6 +24933,17 @@
       <w:szCs w:val="20"/>
     </w:rPr>
   </w:style>
+  <w:style w:type="paragraph" w:styleId="Prrafodelista">
+    <w:name w:val="List Paragraph"/>
+    <w:basedOn w:val="Normal"/>
+    <w:uiPriority w:val="34"/>
+    <w:qFormat/>
+    <w:rsid w:val="00177749"/>
+    <w:pPr>
+      <w:ind w:left="720"/>
+      <w:contextualSpacing/>
+    </w:pPr>
+  </w:style>
 </w:styles>
 </file>
 
